--- a/LLDD/word/BE/LLDD-BE-API-Dashboard-Summary.docx
+++ b/LLDD/word/BE/LLDD-BE-API-Dashboard-Summary.docx
@@ -1169,7 +1169,7 @@
                 <w:b w:val="0"/>
                 <w:sz w:val="18"/>
               </w:rPr>
-              <w:t>Validate query; Aggregate workflow_tasks/compensation_documents/compensation_histories; Build chart datasets; Cache response</w:t>
+              <w:t>Validate query; Aggregate workflow_transaction (@srm/glb-workflow)/compensation_documents/compensation_histories; Build chart datasets; Cache response</w:t>
             </w:r>
           </w:p>
         </w:tc>
@@ -1635,7 +1635,7 @@
                 <w:b w:val="0"/>
                 <w:sz w:val="18"/>
               </w:rPr>
-              <w:t>Aggregate workflow_tasks/compensation_documents/compensation_histories</w:t>
+              <w:t>Aggregate workflow_transaction (@srm/glb-workflow)/compensation_documents/compensation_histories</w:t>
             </w:r>
           </w:p>
         </w:tc>
@@ -3324,7 +3324,7 @@
                 <w:b w:val="0"/>
                 <w:sz w:val="18"/>
               </w:rPr>
-              <w:t>workflow_tasks</w:t>
+              <w:t>workflow_transaction / workflow_approver (@srm/glb-workflow)</w:t>
             </w:r>
           </w:p>
         </w:tc>
@@ -3737,7 +3737,7 @@
                 <w:b w:val="0"/>
                 <w:sz w:val="18"/>
               </w:rPr>
-              <w:t>Aggregate workflow_tasks/compensation_documents/compensation_histories</w:t>
+              <w:t>Aggregate workflow_transaction (@srm/glb-workflow)/compensation_documents/compensation_histories</w:t>
             </w:r>
           </w:p>
         </w:tc>

--- a/LLDD/word/BE/LLDD-BE-API-Dashboard-Summary.docx
+++ b/LLDD/word/BE/LLDD-BE-API-Dashboard-Summary.docx
@@ -2253,7 +2253,7 @@
               </w:rPr>
               <w:t>{</w:t>
               <w:br/>
-              <w:t xml:space="preserve">  "year": 2569</w:t>
+              <w:t xml:space="preserve">  "year": 2026</w:t>
               <w:br/>
               <w:t>}</w:t>
             </w:r>

--- a/LLDD/word/BE/LLDD-BE-API-Dashboard-Summary.docx
+++ b/LLDD/word/BE/LLDD-BE-API-Dashboard-Summary.docx
@@ -1122,7 +1122,7 @@
                 <w:b w:val="0"/>
                 <w:sz w:val="18"/>
               </w:rPr>
-              <w:t>GET /api/v1/dashboard/summary</w:t>
+              <w:t>GET /api/v1/tasks</w:t>
             </w:r>
           </w:p>
         </w:tc>
@@ -1361,7 +1361,7 @@
                 <w:b w:val="0"/>
                 <w:sz w:val="18"/>
               </w:rPr>
-              <w:t>GET /api/v1/dashboard/summary</w:t>
+              <w:t>GET /api/v1/tasks</w:t>
             </w:r>
           </w:p>
         </w:tc>
@@ -1382,7 +1382,7 @@
                 <w:b w:val="0"/>
                 <w:sz w:val="18"/>
               </w:rPr>
-              <w:t>Dashboard summary API</w:t>
+              <w:t>รายการงานรอดำเนินการ</w:t>
             </w:r>
           </w:p>
         </w:tc>
@@ -2183,7 +2183,7 @@
         <w:pageBreakBefore w:val="0"/>
       </w:pPr>
       <w:r>
-        <w:t>GET /api/v1/dashboard/summary</w:t>
+        <w:t>GET /api/v1/tasks</w:t>
       </w:r>
     </w:p>
     <w:p>
@@ -2191,7 +2191,7 @@
         <w:keepNext w:val="0"/>
       </w:pPr>
       <w:r>
-        <w:t>Dashboard summary API</w:t>
+        <w:t>รายการงานรอดำเนินการ</w:t>
       </w:r>
     </w:p>
     <w:tbl>
@@ -2253,7 +2253,9 @@
               </w:rPr>
               <w:t>{</w:t>
               <w:br/>
-              <w:t xml:space="preserve">  "year": 2026</w:t>
+              <w:t xml:space="preserve">  "year": 2026,</w:t>
+              <w:br/>
+              <w:t xml:space="preserve">  "page": 1</w:t>
               <w:br/>
               <w:t>}</w:t>
             </w:r>
@@ -2468,6 +2470,95 @@
           </w:p>
         </w:tc>
       </w:tr>
+      <w:tr>
+        <w:trPr>
+          <w:cantSplit/>
+        </w:trPr>
+        <w:tc>
+          <w:tcPr>
+            <w:tcW w:type="dxa" w:w="2520"/>
+            <w:vAlign w:val="center"/>
+          </w:tcPr>
+          <w:p>
+            <w:pPr>
+              <w:keepLines/>
+              <w:spacing w:after="0"/>
+            </w:pPr>
+            <w:r/>
+            <w:r>
+              <w:rPr>
+                <w:rFonts w:ascii="Arial" w:hAnsi="Arial" w:eastAsia="Arial"/>
+                <w:b w:val="0"/>
+                <w:sz w:val="18"/>
+              </w:rPr>
+              <w:t>page</w:t>
+            </w:r>
+          </w:p>
+        </w:tc>
+        <w:tc>
+          <w:tcPr>
+            <w:tcW w:type="dxa" w:w="2520"/>
+            <w:vAlign w:val="center"/>
+          </w:tcPr>
+          <w:p>
+            <w:pPr>
+              <w:keepLines/>
+              <w:spacing w:after="0"/>
+            </w:pPr>
+            <w:r/>
+            <w:r>
+              <w:rPr>
+                <w:rFonts w:ascii="Arial" w:hAnsi="Arial" w:eastAsia="Arial"/>
+                <w:b w:val="0"/>
+                <w:sz w:val="18"/>
+              </w:rPr>
+              <w:t>integer</w:t>
+            </w:r>
+          </w:p>
+        </w:tc>
+        <w:tc>
+          <w:tcPr>
+            <w:tcW w:type="dxa" w:w="2520"/>
+            <w:vAlign w:val="center"/>
+          </w:tcPr>
+          <w:p>
+            <w:pPr>
+              <w:keepLines/>
+              <w:spacing w:after="0"/>
+            </w:pPr>
+            <w:r/>
+            <w:r>
+              <w:rPr>
+                <w:rFonts w:ascii="Arial" w:hAnsi="Arial" w:eastAsia="Arial"/>
+                <w:b w:val="0"/>
+                <w:sz w:val="18"/>
+              </w:rPr>
+              <w:t>No</w:t>
+            </w:r>
+          </w:p>
+        </w:tc>
+        <w:tc>
+          <w:tcPr>
+            <w:tcW w:type="dxa" w:w="2520"/>
+            <w:vAlign w:val="center"/>
+          </w:tcPr>
+          <w:p>
+            <w:pPr>
+              <w:keepLines/>
+              <w:spacing w:after="0"/>
+            </w:pPr>
+            <w:r/>
+            <w:r>
+              <w:rPr>
+                <w:rFonts w:ascii="Arial" w:hAnsi="Arial" w:eastAsia="Arial"/>
+                <w:b w:val="0"/>
+                <w:sz w:val="18"/>
+              </w:rPr>
+              <w:t>&gt;= 1; default 1</w:t>
+            </w:r>
+          </w:p>
+        </w:tc>
+      </w:tr>
     </w:tbl>
     <w:p/>
     <w:tbl>
@@ -2529,17 +2620,13 @@
               </w:rPr>
               <w:t>{</w:t>
               <w:br/>
-              <w:t xml:space="preserve">  "waitingTasks": 24,</w:t>
+              <w:t xml:space="preserve">  "page": 1,</w:t>
               <w:br/>
-              <w:t xml:space="preserve">  "storesThisMonth": 342,</w:t>
+              <w:t xml:space="preserve">  "size": 20,</w:t>
               <w:br/>
-              <w:t xml:space="preserve">  "compensationThisMonth": 8420000.0,</w:t>
+              <w:t xml:space="preserve">  "total": 24,</w:t>
               <w:br/>
-              <w:t xml:space="preserve">  "abnormalStores": 5,</w:t>
-              <w:br/>
-              <w:t xml:space="preserve">  "monthlyChart": [],</w:t>
-              <w:br/>
-              <w:t xml:space="preserve">  "statusChart": []</w:t>
+              <w:t xml:space="preserve">  "items": []</w:t>
               <w:br/>
               <w:t>}</w:t>
             </w:r>
@@ -2686,7 +2773,185 @@
                 <w:b w:val="0"/>
                 <w:sz w:val="18"/>
               </w:rPr>
-              <w:t>waitingTasks</w:t>
+              <w:t>page</w:t>
+            </w:r>
+          </w:p>
+        </w:tc>
+        <w:tc>
+          <w:tcPr>
+            <w:tcW w:type="dxa" w:w="2520"/>
+            <w:vAlign w:val="center"/>
+          </w:tcPr>
+          <w:p>
+            <w:pPr>
+              <w:keepLines/>
+              <w:spacing w:after="0"/>
+            </w:pPr>
+            <w:r/>
+            <w:r>
+              <w:rPr>
+                <w:rFonts w:ascii="Arial" w:hAnsi="Arial" w:eastAsia="Arial"/>
+                <w:b w:val="0"/>
+                <w:sz w:val="18"/>
+              </w:rPr>
+              <w:t>integer</w:t>
+            </w:r>
+          </w:p>
+        </w:tc>
+        <w:tc>
+          <w:tcPr>
+            <w:tcW w:type="dxa" w:w="2520"/>
+            <w:vAlign w:val="center"/>
+          </w:tcPr>
+          <w:p>
+            <w:pPr>
+              <w:keepLines/>
+              <w:spacing w:after="0"/>
+            </w:pPr>
+            <w:r/>
+            <w:r>
+              <w:rPr>
+                <w:rFonts w:ascii="Arial" w:hAnsi="Arial" w:eastAsia="Arial"/>
+                <w:b w:val="0"/>
+                <w:sz w:val="18"/>
+              </w:rPr>
+              <w:t>Yes</w:t>
+            </w:r>
+          </w:p>
+        </w:tc>
+        <w:tc>
+          <w:tcPr>
+            <w:tcW w:type="dxa" w:w="2520"/>
+            <w:vAlign w:val="center"/>
+          </w:tcPr>
+          <w:p>
+            <w:pPr>
+              <w:keepLines/>
+              <w:spacing w:after="0"/>
+            </w:pPr>
+            <w:r/>
+            <w:r>
+              <w:rPr>
+                <w:rFonts w:ascii="Arial" w:hAnsi="Arial" w:eastAsia="Arial"/>
+                <w:b w:val="0"/>
+                <w:sz w:val="18"/>
+              </w:rPr>
+              <w:t>&gt;= 1; default 1</w:t>
+            </w:r>
+          </w:p>
+        </w:tc>
+      </w:tr>
+      <w:tr>
+        <w:trPr>
+          <w:cantSplit/>
+        </w:trPr>
+        <w:tc>
+          <w:tcPr>
+            <w:tcW w:type="dxa" w:w="2520"/>
+            <w:vAlign w:val="center"/>
+          </w:tcPr>
+          <w:p>
+            <w:pPr>
+              <w:keepLines/>
+              <w:spacing w:after="0"/>
+            </w:pPr>
+            <w:r/>
+            <w:r>
+              <w:rPr>
+                <w:rFonts w:ascii="Arial" w:hAnsi="Arial" w:eastAsia="Arial"/>
+                <w:b w:val="0"/>
+                <w:sz w:val="18"/>
+              </w:rPr>
+              <w:t>size</w:t>
+            </w:r>
+          </w:p>
+        </w:tc>
+        <w:tc>
+          <w:tcPr>
+            <w:tcW w:type="dxa" w:w="2520"/>
+            <w:vAlign w:val="center"/>
+          </w:tcPr>
+          <w:p>
+            <w:pPr>
+              <w:keepLines/>
+              <w:spacing w:after="0"/>
+            </w:pPr>
+            <w:r/>
+            <w:r>
+              <w:rPr>
+                <w:rFonts w:ascii="Arial" w:hAnsi="Arial" w:eastAsia="Arial"/>
+                <w:b w:val="0"/>
+                <w:sz w:val="18"/>
+              </w:rPr>
+              <w:t>integer</w:t>
+            </w:r>
+          </w:p>
+        </w:tc>
+        <w:tc>
+          <w:tcPr>
+            <w:tcW w:type="dxa" w:w="2520"/>
+            <w:vAlign w:val="center"/>
+          </w:tcPr>
+          <w:p>
+            <w:pPr>
+              <w:keepLines/>
+              <w:spacing w:after="0"/>
+            </w:pPr>
+            <w:r/>
+            <w:r>
+              <w:rPr>
+                <w:rFonts w:ascii="Arial" w:hAnsi="Arial" w:eastAsia="Arial"/>
+                <w:b w:val="0"/>
+                <w:sz w:val="18"/>
+              </w:rPr>
+              <w:t>Yes</w:t>
+            </w:r>
+          </w:p>
+        </w:tc>
+        <w:tc>
+          <w:tcPr>
+            <w:tcW w:type="dxa" w:w="2520"/>
+            <w:vAlign w:val="center"/>
+          </w:tcPr>
+          <w:p>
+            <w:pPr>
+              <w:keepLines/>
+              <w:spacing w:after="0"/>
+            </w:pPr>
+            <w:r/>
+            <w:r>
+              <w:rPr>
+                <w:rFonts w:ascii="Arial" w:hAnsi="Arial" w:eastAsia="Arial"/>
+                <w:b w:val="0"/>
+                <w:sz w:val="18"/>
+              </w:rPr>
+              <w:t>1..100; default 20</w:t>
+            </w:r>
+          </w:p>
+        </w:tc>
+      </w:tr>
+      <w:tr>
+        <w:trPr>
+          <w:cantSplit/>
+        </w:trPr>
+        <w:tc>
+          <w:tcPr>
+            <w:tcW w:type="dxa" w:w="2520"/>
+            <w:vAlign w:val="center"/>
+          </w:tcPr>
+          <w:p>
+            <w:pPr>
+              <w:keepLines/>
+              <w:spacing w:after="0"/>
+            </w:pPr>
+            <w:r/>
+            <w:r>
+              <w:rPr>
+                <w:rFonts w:ascii="Arial" w:hAnsi="Arial" w:eastAsia="Arial"/>
+                <w:b w:val="0"/>
+                <w:sz w:val="18"/>
+              </w:rPr>
+              <w:t>total</w:t>
             </w:r>
           </w:p>
         </w:tc>
@@ -2775,363 +3040,7 @@
                 <w:b w:val="0"/>
                 <w:sz w:val="18"/>
               </w:rPr>
-              <w:t>storesThisMonth</w:t>
-            </w:r>
-          </w:p>
-        </w:tc>
-        <w:tc>
-          <w:tcPr>
-            <w:tcW w:type="dxa" w:w="2520"/>
-            <w:vAlign w:val="center"/>
-          </w:tcPr>
-          <w:p>
-            <w:pPr>
-              <w:keepLines/>
-              <w:spacing w:after="0"/>
-            </w:pPr>
-            <w:r/>
-            <w:r>
-              <w:rPr>
-                <w:rFonts w:ascii="Arial" w:hAnsi="Arial" w:eastAsia="Arial"/>
-                <w:b w:val="0"/>
-                <w:sz w:val="18"/>
-              </w:rPr>
-              <w:t>integer</w:t>
-            </w:r>
-          </w:p>
-        </w:tc>
-        <w:tc>
-          <w:tcPr>
-            <w:tcW w:type="dxa" w:w="2520"/>
-            <w:vAlign w:val="center"/>
-          </w:tcPr>
-          <w:p>
-            <w:pPr>
-              <w:keepLines/>
-              <w:spacing w:after="0"/>
-            </w:pPr>
-            <w:r/>
-            <w:r>
-              <w:rPr>
-                <w:rFonts w:ascii="Arial" w:hAnsi="Arial" w:eastAsia="Arial"/>
-                <w:b w:val="0"/>
-                <w:sz w:val="18"/>
-              </w:rPr>
-              <w:t>Yes</w:t>
-            </w:r>
-          </w:p>
-        </w:tc>
-        <w:tc>
-          <w:tcPr>
-            <w:tcW w:type="dxa" w:w="2520"/>
-            <w:vAlign w:val="center"/>
-          </w:tcPr>
-          <w:p>
-            <w:pPr>
-              <w:keepLines/>
-              <w:spacing w:after="0"/>
-            </w:pPr>
-            <w:r/>
-            <w:r>
-              <w:rPr>
-                <w:rFonts w:ascii="Arial" w:hAnsi="Arial" w:eastAsia="Arial"/>
-                <w:b w:val="0"/>
-                <w:sz w:val="18"/>
-              </w:rPr>
-              <w:t>ISO-8601 ค.ศ.; nullable only when type includes null</w:t>
-            </w:r>
-          </w:p>
-        </w:tc>
-      </w:tr>
-      <w:tr>
-        <w:trPr>
-          <w:cantSplit/>
-        </w:trPr>
-        <w:tc>
-          <w:tcPr>
-            <w:tcW w:type="dxa" w:w="2520"/>
-            <w:vAlign w:val="center"/>
-          </w:tcPr>
-          <w:p>
-            <w:pPr>
-              <w:keepLines/>
-              <w:spacing w:after="0"/>
-            </w:pPr>
-            <w:r/>
-            <w:r>
-              <w:rPr>
-                <w:rFonts w:ascii="Arial" w:hAnsi="Arial" w:eastAsia="Arial"/>
-                <w:b w:val="0"/>
-                <w:sz w:val="18"/>
-              </w:rPr>
-              <w:t>compensationThisMonth</w:t>
-            </w:r>
-          </w:p>
-        </w:tc>
-        <w:tc>
-          <w:tcPr>
-            <w:tcW w:type="dxa" w:w="2520"/>
-            <w:vAlign w:val="center"/>
-          </w:tcPr>
-          <w:p>
-            <w:pPr>
-              <w:keepLines/>
-              <w:spacing w:after="0"/>
-            </w:pPr>
-            <w:r/>
-            <w:r>
-              <w:rPr>
-                <w:rFonts w:ascii="Arial" w:hAnsi="Arial" w:eastAsia="Arial"/>
-                <w:b w:val="0"/>
-                <w:sz w:val="18"/>
-              </w:rPr>
-              <w:t>number</w:t>
-            </w:r>
-          </w:p>
-        </w:tc>
-        <w:tc>
-          <w:tcPr>
-            <w:tcW w:type="dxa" w:w="2520"/>
-            <w:vAlign w:val="center"/>
-          </w:tcPr>
-          <w:p>
-            <w:pPr>
-              <w:keepLines/>
-              <w:spacing w:after="0"/>
-            </w:pPr>
-            <w:r/>
-            <w:r>
-              <w:rPr>
-                <w:rFonts w:ascii="Arial" w:hAnsi="Arial" w:eastAsia="Arial"/>
-                <w:b w:val="0"/>
-                <w:sz w:val="18"/>
-              </w:rPr>
-              <w:t>Yes</w:t>
-            </w:r>
-          </w:p>
-        </w:tc>
-        <w:tc>
-          <w:tcPr>
-            <w:tcW w:type="dxa" w:w="2520"/>
-            <w:vAlign w:val="center"/>
-          </w:tcPr>
-          <w:p>
-            <w:pPr>
-              <w:keepLines/>
-              <w:spacing w:after="0"/>
-            </w:pPr>
-            <w:r/>
-            <w:r>
-              <w:rPr>
-                <w:rFonts w:ascii="Arial" w:hAnsi="Arial" w:eastAsia="Arial"/>
-                <w:b w:val="0"/>
-                <w:sz w:val="18"/>
-              </w:rPr>
-              <w:t>ISO-8601 ค.ศ.; nullable only when type includes null</w:t>
-            </w:r>
-          </w:p>
-        </w:tc>
-      </w:tr>
-      <w:tr>
-        <w:trPr>
-          <w:cantSplit/>
-        </w:trPr>
-        <w:tc>
-          <w:tcPr>
-            <w:tcW w:type="dxa" w:w="2520"/>
-            <w:vAlign w:val="center"/>
-          </w:tcPr>
-          <w:p>
-            <w:pPr>
-              <w:keepLines/>
-              <w:spacing w:after="0"/>
-            </w:pPr>
-            <w:r/>
-            <w:r>
-              <w:rPr>
-                <w:rFonts w:ascii="Arial" w:hAnsi="Arial" w:eastAsia="Arial"/>
-                <w:b w:val="0"/>
-                <w:sz w:val="18"/>
-              </w:rPr>
-              <w:t>abnormalStores</w:t>
-            </w:r>
-          </w:p>
-        </w:tc>
-        <w:tc>
-          <w:tcPr>
-            <w:tcW w:type="dxa" w:w="2520"/>
-            <w:vAlign w:val="center"/>
-          </w:tcPr>
-          <w:p>
-            <w:pPr>
-              <w:keepLines/>
-              <w:spacing w:after="0"/>
-            </w:pPr>
-            <w:r/>
-            <w:r>
-              <w:rPr>
-                <w:rFonts w:ascii="Arial" w:hAnsi="Arial" w:eastAsia="Arial"/>
-                <w:b w:val="0"/>
-                <w:sz w:val="18"/>
-              </w:rPr>
-              <w:t>integer</w:t>
-            </w:r>
-          </w:p>
-        </w:tc>
-        <w:tc>
-          <w:tcPr>
-            <w:tcW w:type="dxa" w:w="2520"/>
-            <w:vAlign w:val="center"/>
-          </w:tcPr>
-          <w:p>
-            <w:pPr>
-              <w:keepLines/>
-              <w:spacing w:after="0"/>
-            </w:pPr>
-            <w:r/>
-            <w:r>
-              <w:rPr>
-                <w:rFonts w:ascii="Arial" w:hAnsi="Arial" w:eastAsia="Arial"/>
-                <w:b w:val="0"/>
-                <w:sz w:val="18"/>
-              </w:rPr>
-              <w:t>Yes</w:t>
-            </w:r>
-          </w:p>
-        </w:tc>
-        <w:tc>
-          <w:tcPr>
-            <w:tcW w:type="dxa" w:w="2520"/>
-            <w:vAlign w:val="center"/>
-          </w:tcPr>
-          <w:p>
-            <w:pPr>
-              <w:keepLines/>
-              <w:spacing w:after="0"/>
-            </w:pPr>
-            <w:r/>
-            <w:r>
-              <w:rPr>
-                <w:rFonts w:ascii="Arial" w:hAnsi="Arial" w:eastAsia="Arial"/>
-                <w:b w:val="0"/>
-                <w:sz w:val="18"/>
-              </w:rPr>
-              <w:t>UTF-8; use value domain described by endpoint purpose</w:t>
-            </w:r>
-          </w:p>
-        </w:tc>
-      </w:tr>
-      <w:tr>
-        <w:trPr>
-          <w:cantSplit/>
-        </w:trPr>
-        <w:tc>
-          <w:tcPr>
-            <w:tcW w:type="dxa" w:w="2520"/>
-            <w:vAlign w:val="center"/>
-          </w:tcPr>
-          <w:p>
-            <w:pPr>
-              <w:keepLines/>
-              <w:spacing w:after="0"/>
-            </w:pPr>
-            <w:r/>
-            <w:r>
-              <w:rPr>
-                <w:rFonts w:ascii="Arial" w:hAnsi="Arial" w:eastAsia="Arial"/>
-                <w:b w:val="0"/>
-                <w:sz w:val="18"/>
-              </w:rPr>
-              <w:t>monthlyChart</w:t>
-            </w:r>
-          </w:p>
-        </w:tc>
-        <w:tc>
-          <w:tcPr>
-            <w:tcW w:type="dxa" w:w="2520"/>
-            <w:vAlign w:val="center"/>
-          </w:tcPr>
-          <w:p>
-            <w:pPr>
-              <w:keepLines/>
-              <w:spacing w:after="0"/>
-            </w:pPr>
-            <w:r/>
-            <w:r>
-              <w:rPr>
-                <w:rFonts w:ascii="Arial" w:hAnsi="Arial" w:eastAsia="Arial"/>
-                <w:b w:val="0"/>
-                <w:sz w:val="18"/>
-              </w:rPr>
-              <w:t>array&lt;object&gt;</w:t>
-            </w:r>
-          </w:p>
-        </w:tc>
-        <w:tc>
-          <w:tcPr>
-            <w:tcW w:type="dxa" w:w="2520"/>
-            <w:vAlign w:val="center"/>
-          </w:tcPr>
-          <w:p>
-            <w:pPr>
-              <w:keepLines/>
-              <w:spacing w:after="0"/>
-            </w:pPr>
-            <w:r/>
-            <w:r>
-              <w:rPr>
-                <w:rFonts w:ascii="Arial" w:hAnsi="Arial" w:eastAsia="Arial"/>
-                <w:b w:val="0"/>
-                <w:sz w:val="18"/>
-              </w:rPr>
-              <w:t>Yes</w:t>
-            </w:r>
-          </w:p>
-        </w:tc>
-        <w:tc>
-          <w:tcPr>
-            <w:tcW w:type="dxa" w:w="2520"/>
-            <w:vAlign w:val="center"/>
-          </w:tcPr>
-          <w:p>
-            <w:pPr>
-              <w:keepLines/>
-              <w:spacing w:after="0"/>
-            </w:pPr>
-            <w:r/>
-            <w:r>
-              <w:rPr>
-                <w:rFonts w:ascii="Arial" w:hAnsi="Arial" w:eastAsia="Arial"/>
-                <w:b w:val="0"/>
-                <w:sz w:val="18"/>
-              </w:rPr>
-              <w:t>JSON array; element type shown in Type column</w:t>
-            </w:r>
-          </w:p>
-        </w:tc>
-      </w:tr>
-      <w:tr>
-        <w:trPr>
-          <w:cantSplit/>
-        </w:trPr>
-        <w:tc>
-          <w:tcPr>
-            <w:tcW w:type="dxa" w:w="2520"/>
-            <w:vAlign w:val="center"/>
-          </w:tcPr>
-          <w:p>
-            <w:pPr>
-              <w:keepLines/>
-              <w:spacing w:after="0"/>
-            </w:pPr>
-            <w:r/>
-            <w:r>
-              <w:rPr>
-                <w:rFonts w:ascii="Arial" w:hAnsi="Arial" w:eastAsia="Arial"/>
-                <w:b w:val="0"/>
-                <w:sz w:val="18"/>
-              </w:rPr>
-              <w:t>statusChart</w:t>
+              <w:t>items</w:t>
             </w:r>
           </w:p>
         </w:tc>
